--- a/organic-chemistry/word-docs/Ch09_Alkynes_Answer_Key.docx
+++ b/organic-chemistry/word-docs/Ch09_Alkynes_Answer_Key.docx
@@ -1870,7 +1870,7 @@
       <w:r>
         <w:drawing>
           <wp:inline xmlns:a="http://schemas.openxmlformats.org/drawingml/2006/main" xmlns:pic="http://schemas.openxmlformats.org/drawingml/2006/picture">
-            <wp:extent cx="2560320" cy="947863"/>
+            <wp:extent cx="2353056" cy="1645920"/>
             <wp:docPr id="6" name="Picture 6"/>
             <wp:cNvGraphicFramePr>
               <a:graphicFrameLocks noChangeAspect="1"/>
@@ -1891,7 +1891,7 @@
                   <pic:spPr>
                     <a:xfrm>
                       <a:off x="0" y="0"/>
-                      <a:ext cx="2560320" cy="947863"/>
+                      <a:ext cx="2353056" cy="1645920"/>
                     </a:xfrm>
                     <a:prstGeom prst="rect"/>
                   </pic:spPr>
@@ -1959,87 +1959,7 @@
               <a:graphicData uri="http://schemas.openxmlformats.org/drawingml/2006/picture">
                 <pic:pic>
                   <pic:nvPicPr>
-                    <pic:cNvPr id="0" name="C09M20_C.png"/>
-                    <pic:cNvPicPr/>
-                  </pic:nvPicPr>
-                  <pic:blipFill>
-                    <a:blip r:embed="rId14"/>
-                    <a:stretch>
-                      <a:fillRect/>
-                    </a:stretch>
-                  </pic:blipFill>
-                  <pic:spPr>
-                    <a:xfrm>
-                      <a:off x="0" y="0"/>
-                      <a:ext cx="2560320" cy="947863"/>
-                    </a:xfrm>
-                    <a:prstGeom prst="rect"/>
-                  </pic:spPr>
-                </pic:pic>
-              </a:graphicData>
-            </a:graphic>
-          </wp:inline>
-        </w:drawing>
-      </w:r>
-    </w:p>
-    <w:p>
-      <w:r>
-        <w:rPr>
-          <w:i/>
-        </w:rPr>
-        <w:t xml:space="preserve">Why: </w:t>
-      </w:r>
-      <w:r>
-        <w:t>Dissolving-metal reduction gives the trans alkene.</w:t>
-      </w:r>
-    </w:p>
-    <w:p>
-      <w:pPr>
-        <w:keepNext/>
-        <w:spacing w:before="160"/>
-      </w:pPr>
-      <w:r>
-        <w:rPr>
-          <w:b/>
-        </w:rPr>
-        <w:t xml:space="preserve">39. </w:t>
-      </w:r>
-      <w:r>
-        <w:t>What is the product of but-2-yne with excess H₂ and Pt?</w:t>
-      </w:r>
-      <w:r>
-        <w:rPr>
-          <w:color w:val="808080"/>
-          <w:sz w:val="16"/>
-        </w:rPr>
-        <w:t xml:space="preserve">   [C09M22, Easy]</w:t>
-      </w:r>
-    </w:p>
-    <w:p>
-      <w:r>
-        <w:rPr>
-          <w:b/>
-        </w:rPr>
-        <w:t xml:space="preserve">Answer: </w:t>
-      </w:r>
-      <w:r>
-        <w:t>C</w:t>
-      </w:r>
-    </w:p>
-    <w:p>
-      <w:r>
-        <w:drawing>
-          <wp:inline xmlns:a="http://schemas.openxmlformats.org/drawingml/2006/main" xmlns:pic="http://schemas.openxmlformats.org/drawingml/2006/picture">
-            <wp:extent cx="2560320" cy="947863"/>
-            <wp:docPr id="8" name="Picture 8"/>
-            <wp:cNvGraphicFramePr>
-              <a:graphicFrameLocks noChangeAspect="1"/>
-            </wp:cNvGraphicFramePr>
-            <a:graphic>
-              <a:graphicData uri="http://schemas.openxmlformats.org/drawingml/2006/picture">
-                <pic:pic>
-                  <pic:nvPicPr>
-                    <pic:cNvPr id="0" name="C09M22_C.png"/>
+                    <pic:cNvPr id="0" name="C09M21_C.png"/>
                     <pic:cNvPicPr/>
                   </pic:nvPicPr>
                   <pic:blipFill>
@@ -2070,7 +1990,7 @@
         <w:t xml:space="preserve">Why: </w:t>
       </w:r>
       <w:r>
-        <w:t>Without a poison the alkene is also hydrogenated to the alkane.</w:t>
+        <w:t>Dissolving-metal reduction gives the trans alkene.</w:t>
       </w:r>
     </w:p>
     <w:p>
@@ -2082,17 +2002,17 @@
         <w:rPr>
           <w:b/>
         </w:rPr>
-        <w:t xml:space="preserve">40. </w:t>
-      </w:r>
-      <w:r>
-        <w:t>Which reagent converts an internal alkyne into a cis alkene?</w:t>
+        <w:t xml:space="preserve">39. </w:t>
+      </w:r>
+      <w:r>
+        <w:t>What is the product of but-2-yne with excess H₂ and Pt?</w:t>
       </w:r>
       <w:r>
         <w:rPr>
           <w:color w:val="808080"/>
           <w:sz w:val="16"/>
         </w:rPr>
-        <w:t xml:space="preserve">   [C09M23, Basic]</w:t>
+        <w:t xml:space="preserve">   [C09M22, Easy]</w:t>
       </w:r>
     </w:p>
     <w:p>
@@ -2103,7 +2023,43 @@
         <w:t xml:space="preserve">Answer: </w:t>
       </w:r>
       <w:r>
-        <w:t>A) H₂, Lindlar catalyst</w:t>
+        <w:t>C</w:t>
+      </w:r>
+    </w:p>
+    <w:p>
+      <w:r>
+        <w:drawing>
+          <wp:inline xmlns:a="http://schemas.openxmlformats.org/drawingml/2006/main" xmlns:pic="http://schemas.openxmlformats.org/drawingml/2006/picture">
+            <wp:extent cx="2560320" cy="947863"/>
+            <wp:docPr id="8" name="Picture 8"/>
+            <wp:cNvGraphicFramePr>
+              <a:graphicFrameLocks noChangeAspect="1"/>
+            </wp:cNvGraphicFramePr>
+            <a:graphic>
+              <a:graphicData uri="http://schemas.openxmlformats.org/drawingml/2006/picture">
+                <pic:pic>
+                  <pic:nvPicPr>
+                    <pic:cNvPr id="0" name="C09M22_C.png"/>
+                    <pic:cNvPicPr/>
+                  </pic:nvPicPr>
+                  <pic:blipFill>
+                    <a:blip r:embed="rId16"/>
+                    <a:stretch>
+                      <a:fillRect/>
+                    </a:stretch>
+                  </pic:blipFill>
+                  <pic:spPr>
+                    <a:xfrm>
+                      <a:off x="0" y="0"/>
+                      <a:ext cx="2560320" cy="947863"/>
+                    </a:xfrm>
+                    <a:prstGeom prst="rect"/>
+                  </pic:spPr>
+                </pic:pic>
+              </a:graphicData>
+            </a:graphic>
+          </wp:inline>
+        </w:drawing>
       </w:r>
     </w:p>
     <w:p>
@@ -2114,7 +2070,7 @@
         <w:t xml:space="preserve">Why: </w:t>
       </w:r>
       <w:r>
-        <w:t>Lindlar catalyst is poisoned Pd.</w:t>
+        <w:t>Without a poison the alkene is also hydrogenated to the alkane.</w:t>
       </w:r>
     </w:p>
     <w:p>
@@ -2126,17 +2082,17 @@
         <w:rPr>
           <w:b/>
         </w:rPr>
-        <w:t xml:space="preserve">41. </w:t>
-      </w:r>
-      <w:r>
-        <w:t>The Na/NH₃ reduction of an alkyne involves which kind of arrow?</w:t>
+        <w:t xml:space="preserve">40. </w:t>
+      </w:r>
+      <w:r>
+        <w:t>Which reagent converts an internal alkyne into a cis alkene?</w:t>
       </w:r>
       <w:r>
         <w:rPr>
           <w:color w:val="808080"/>
           <w:sz w:val="16"/>
         </w:rPr>
-        <w:t xml:space="preserve">   [C09M24, Moderate]</w:t>
+        <w:t xml:space="preserve">   [C09M23, Basic]</w:t>
       </w:r>
     </w:p>
     <w:p>
@@ -2147,7 +2103,7 @@
         <w:t xml:space="preserve">Answer: </w:t>
       </w:r>
       <w:r>
-        <w:t>A) Fishhook (single-electron) arrows</w:t>
+        <w:t>A) H₂, Lindlar catalyst</w:t>
       </w:r>
     </w:p>
     <w:p>
@@ -2158,7 +2114,7 @@
         <w:t xml:space="preserve">Why: </w:t>
       </w:r>
       <w:r>
-        <w:t>Electrons are transferred one at a time through a radical anion.</w:t>
+        <w:t>Lindlar catalyst is poisoned Pd.</w:t>
       </w:r>
     </w:p>
     <w:p>
@@ -2170,17 +2126,17 @@
         <w:rPr>
           <w:b/>
         </w:rPr>
-        <w:t xml:space="preserve">42. </w:t>
-      </w:r>
-      <w:r>
-        <w:t>Which reagent converts pent-2-yne into trans-pent-2-ene?</w:t>
+        <w:t xml:space="preserve">41. </w:t>
+      </w:r>
+      <w:r>
+        <w:t>The Na/NH₃ reduction of an alkyne involves which kind of arrow?</w:t>
       </w:r>
       <w:r>
         <w:rPr>
           <w:color w:val="808080"/>
           <w:sz w:val="16"/>
         </w:rPr>
-        <w:t xml:space="preserve">   [C09M25, Moderate]</w:t>
+        <w:t xml:space="preserve">   [C09M24, Moderate]</w:t>
       </w:r>
     </w:p>
     <w:p>
@@ -2191,7 +2147,7 @@
         <w:t xml:space="preserve">Answer: </w:t>
       </w:r>
       <w:r>
-        <w:t>C) Na, NH₃(l)</w:t>
+        <w:t>A) Fishhook (single-electron) arrows</w:t>
       </w:r>
     </w:p>
     <w:p>
@@ -2202,7 +2158,7 @@
         <w:t xml:space="preserve">Why: </w:t>
       </w:r>
       <w:r>
-        <w:t>Dissolving-metal reduction gives trans alkenes.</w:t>
+        <w:t>Electrons are transferred one at a time through a radical anion.</w:t>
       </w:r>
     </w:p>
     <w:p>
@@ -2214,17 +2170,17 @@
         <w:rPr>
           <w:b/>
         </w:rPr>
-        <w:t xml:space="preserve">43. </w:t>
-      </w:r>
-      <w:r>
-        <w:t>What does H₂ with Pt do to an alkyne?</w:t>
+        <w:t xml:space="preserve">42. </w:t>
+      </w:r>
+      <w:r>
+        <w:t>Which reagent converts pent-2-yne into trans-pent-2-ene?</w:t>
       </w:r>
       <w:r>
         <w:rPr>
           <w:color w:val="808080"/>
           <w:sz w:val="16"/>
         </w:rPr>
-        <w:t xml:space="preserve">   [C09F18, Easy]</w:t>
+        <w:t xml:space="preserve">   [C09M25, Moderate]</w:t>
       </w:r>
     </w:p>
     <w:p>
@@ -2235,7 +2191,7 @@
         <w:t xml:space="preserve">Answer: </w:t>
       </w:r>
       <w:r>
-        <w:t>It reduces it fully to an alkane.</w:t>
+        <w:t>C) Na, NH₃(l)</w:t>
       </w:r>
     </w:p>
     <w:p>
@@ -2246,7 +2202,7 @@
         <w:t xml:space="preserve">Why: </w:t>
       </w:r>
       <w:r>
-        <w:t>Two additions of H₂.</w:t>
+        <w:t>Dissolving-metal reduction gives trans alkenes.</w:t>
       </w:r>
     </w:p>
     <w:p>
@@ -2258,16 +2214,60 @@
         <w:rPr>
           <w:b/>
         </w:rPr>
-        <w:t xml:space="preserve">44. </w:t>
-      </w:r>
-      <w:r>
-        <w:t>Draw the product of but-2-yne with H₂ and Lindlar catalyst.</w:t>
+        <w:t xml:space="preserve">43. </w:t>
+      </w:r>
+      <w:r>
+        <w:t>What does H₂ with Pt do to an alkyne?</w:t>
       </w:r>
       <w:r>
         <w:rPr>
           <w:color w:val="808080"/>
           <w:sz w:val="16"/>
         </w:rPr>
+        <w:t xml:space="preserve">   [C09F18, Easy]</w:t>
+      </w:r>
+    </w:p>
+    <w:p>
+      <w:r>
+        <w:rPr>
+          <w:b/>
+        </w:rPr>
+        <w:t xml:space="preserve">Answer: </w:t>
+      </w:r>
+      <w:r>
+        <w:t>It reduces it fully to an alkane.</w:t>
+      </w:r>
+    </w:p>
+    <w:p>
+      <w:r>
+        <w:rPr>
+          <w:i/>
+        </w:rPr>
+        <w:t xml:space="preserve">Why: </w:t>
+      </w:r>
+      <w:r>
+        <w:t>Two additions of H₂.</w:t>
+      </w:r>
+    </w:p>
+    <w:p>
+      <w:pPr>
+        <w:keepNext/>
+        <w:spacing w:before="160"/>
+      </w:pPr>
+      <w:r>
+        <w:rPr>
+          <w:b/>
+        </w:rPr>
+        <w:t xml:space="preserve">44. </w:t>
+      </w:r>
+      <w:r>
+        <w:t>Draw the product of but-2-yne with H₂ and Lindlar catalyst.</w:t>
+      </w:r>
+      <w:r>
+        <w:rPr>
+          <w:color w:val="808080"/>
+          <w:sz w:val="16"/>
+        </w:rPr>
         <w:t xml:space="preserve">   [C09F19, Basic]</w:t>
       </w:r>
     </w:p>
@@ -2286,7 +2286,7 @@
       <w:r>
         <w:drawing>
           <wp:inline xmlns:a="http://schemas.openxmlformats.org/drawingml/2006/main" xmlns:pic="http://schemas.openxmlformats.org/drawingml/2006/picture">
-            <wp:extent cx="2279904" cy="1060704"/>
+            <wp:extent cx="1780032" cy="1645920"/>
             <wp:docPr id="9" name="Picture 9"/>
             <wp:cNvGraphicFramePr>
               <a:graphicFrameLocks noChangeAspect="1"/>
@@ -2299,7 +2299,87 @@
                     <pic:cNvPicPr/>
                   </pic:nvPicPr>
                   <pic:blipFill>
-                    <a:blip r:embed="rId16"/>
+                    <a:blip r:embed="rId17"/>
+                    <a:stretch>
+                      <a:fillRect/>
+                    </a:stretch>
+                  </pic:blipFill>
+                  <pic:spPr>
+                    <a:xfrm>
+                      <a:off x="0" y="0"/>
+                      <a:ext cx="1780032" cy="1645920"/>
+                    </a:xfrm>
+                    <a:prstGeom prst="rect"/>
+                  </pic:spPr>
+                </pic:pic>
+              </a:graphicData>
+            </a:graphic>
+          </wp:inline>
+        </w:drawing>
+      </w:r>
+    </w:p>
+    <w:p>
+      <w:r>
+        <w:rPr>
+          <w:i/>
+        </w:rPr>
+        <w:t xml:space="preserve">Why: </w:t>
+      </w:r>
+      <w:r>
+        <w:t>Poisoned catalyst, syn.</w:t>
+      </w:r>
+    </w:p>
+    <w:p>
+      <w:pPr>
+        <w:keepNext/>
+        <w:spacing w:before="160"/>
+      </w:pPr>
+      <w:r>
+        <w:rPr>
+          <w:b/>
+        </w:rPr>
+        <w:t xml:space="preserve">45. </w:t>
+      </w:r>
+      <w:r>
+        <w:t>Draw the product of but-2-yne with Na, NH₃(l).</w:t>
+      </w:r>
+      <w:r>
+        <w:rPr>
+          <w:color w:val="808080"/>
+          <w:sz w:val="16"/>
+        </w:rPr>
+        <w:t xml:space="preserve">   [C09F20, Basic]</w:t>
+      </w:r>
+    </w:p>
+    <w:p>
+      <w:r>
+        <w:rPr>
+          <w:b/>
+        </w:rPr>
+        <w:t xml:space="preserve">Answer: </w:t>
+      </w:r>
+      <w:r>
+        <w:t>trans-But-2-ene.</w:t>
+      </w:r>
+    </w:p>
+    <w:p>
+      <w:r>
+        <w:drawing>
+          <wp:inline xmlns:a="http://schemas.openxmlformats.org/drawingml/2006/main" xmlns:pic="http://schemas.openxmlformats.org/drawingml/2006/picture">
+            <wp:extent cx="2279904" cy="1060704"/>
+            <wp:docPr id="10" name="Picture 10"/>
+            <wp:cNvGraphicFramePr>
+              <a:graphicFrameLocks noChangeAspect="1"/>
+            </wp:cNvGraphicFramePr>
+            <a:graphic>
+              <a:graphicData uri="http://schemas.openxmlformats.org/drawingml/2006/picture">
+                <pic:pic>
+                  <pic:nvPicPr>
+                    <pic:cNvPr id="0" name="C09F20_a.png"/>
+                    <pic:cNvPicPr/>
+                  </pic:nvPicPr>
+                  <pic:blipFill>
+                    <a:blip r:embed="rId18"/>
                     <a:stretch>
                       <a:fillRect/>
                     </a:stretch>
@@ -2326,7 +2406,7 @@
         <w:t xml:space="preserve">Why: </w:t>
       </w:r>
       <w:r>
-        <w:t>Poisoned catalyst, syn.</w:t>
+        <w:t>Dissolving-metal reduction.</w:t>
       </w:r>
     </w:p>
     <w:p>
@@ -2338,17 +2418,17 @@
         <w:rPr>
           <w:b/>
         </w:rPr>
-        <w:t xml:space="preserve">45. </w:t>
-      </w:r>
-      <w:r>
-        <w:t>Draw the product of but-2-yne with Na, NH₃(l).</w:t>
+        <w:t xml:space="preserve">46. </w:t>
+      </w:r>
+      <w:r>
+        <w:t>What type of arrow is used in the mechanism of the dissolving-metal reduction, and why?</w:t>
       </w:r>
       <w:r>
         <w:rPr>
           <w:color w:val="808080"/>
           <w:sz w:val="16"/>
         </w:rPr>
-        <w:t xml:space="preserve">   [C09F20, Basic]</w:t>
+        <w:t xml:space="preserve">   [C09F21, Moderate]</w:t>
       </w:r>
     </w:p>
     <w:p>
@@ -2359,43 +2439,7 @@
         <w:t xml:space="preserve">Answer: </w:t>
       </w:r>
       <w:r>
-        <w:t>trans-But-2-ene.</w:t>
-      </w:r>
-    </w:p>
-    <w:p>
-      <w:r>
-        <w:drawing>
-          <wp:inline xmlns:a="http://schemas.openxmlformats.org/drawingml/2006/main" xmlns:pic="http://schemas.openxmlformats.org/drawingml/2006/picture">
-            <wp:extent cx="2279904" cy="1060704"/>
-            <wp:docPr id="10" name="Picture 10"/>
-            <wp:cNvGraphicFramePr>
-              <a:graphicFrameLocks noChangeAspect="1"/>
-            </wp:cNvGraphicFramePr>
-            <a:graphic>
-              <a:graphicData uri="http://schemas.openxmlformats.org/drawingml/2006/picture">
-                <pic:pic>
-                  <pic:nvPicPr>
-                    <pic:cNvPr id="0" name="C09F19_a.png"/>
-                    <pic:cNvPicPr/>
-                  </pic:nvPicPr>
-                  <pic:blipFill>
-                    <a:blip r:embed="rId16"/>
-                    <a:stretch>
-                      <a:fillRect/>
-                    </a:stretch>
-                  </pic:blipFill>
-                  <pic:spPr>
-                    <a:xfrm>
-                      <a:off x="0" y="0"/>
-                      <a:ext cx="2279904" cy="1060704"/>
-                    </a:xfrm>
-                    <a:prstGeom prst="rect"/>
-                  </pic:spPr>
-                </pic:pic>
-              </a:graphicData>
-            </a:graphic>
-          </wp:inline>
-        </w:drawing>
+        <w:t>Fishhook (single-headed) arrows, because only one electron moves at a time (from sodium to the alkyne).</w:t>
       </w:r>
     </w:p>
     <w:p>
@@ -2406,7 +2450,7 @@
         <w:t xml:space="preserve">Why: </w:t>
       </w:r>
       <w:r>
-        <w:t>Dissolving-metal reduction.</w:t>
+        <w:t>Radical anion intermediate.</w:t>
       </w:r>
     </w:p>
     <w:p>
@@ -2418,60 +2462,16 @@
         <w:rPr>
           <w:b/>
         </w:rPr>
-        <w:t xml:space="preserve">46. </w:t>
-      </w:r>
-      <w:r>
-        <w:t>What type of arrow is used in the mechanism of the dissolving-metal reduction, and why?</w:t>
+        <w:t xml:space="preserve">47. </w:t>
+      </w:r>
+      <w:r>
+        <w:t>Propose reagents to convert pent-2-yne to cis-pent-2-ene, and to trans-pent-2-ene.</w:t>
       </w:r>
       <w:r>
         <w:rPr>
           <w:color w:val="808080"/>
           <w:sz w:val="16"/>
         </w:rPr>
-        <w:t xml:space="preserve">   [C09F21, Moderate]</w:t>
-      </w:r>
-    </w:p>
-    <w:p>
-      <w:r>
-        <w:rPr>
-          <w:b/>
-        </w:rPr>
-        <w:t xml:space="preserve">Answer: </w:t>
-      </w:r>
-      <w:r>
-        <w:t>Fishhook (single-headed) arrows, because only one electron moves at a time (from sodium to the alkyne).</w:t>
-      </w:r>
-    </w:p>
-    <w:p>
-      <w:r>
-        <w:rPr>
-          <w:i/>
-        </w:rPr>
-        <w:t xml:space="preserve">Why: </w:t>
-      </w:r>
-      <w:r>
-        <w:t>Radical anion intermediate.</w:t>
-      </w:r>
-    </w:p>
-    <w:p>
-      <w:pPr>
-        <w:keepNext/>
-        <w:spacing w:before="160"/>
-      </w:pPr>
-      <w:r>
-        <w:rPr>
-          <w:b/>
-        </w:rPr>
-        <w:t xml:space="preserve">47. </w:t>
-      </w:r>
-      <w:r>
-        <w:t>Propose reagents to convert pent-2-yne to cis-pent-2-ene, and to trans-pent-2-ene.</w:t>
-      </w:r>
-      <w:r>
-        <w:rPr>
-          <w:color w:val="808080"/>
-          <w:sz w:val="16"/>
-        </w:rPr>
         <w:t xml:space="preserve">   [C09F22, Moderate]</w:t>
       </w:r>
     </w:p>
@@ -2490,7 +2490,7 @@
       <w:r>
         <w:drawing>
           <wp:inline xmlns:a="http://schemas.openxmlformats.org/drawingml/2006/main" xmlns:pic="http://schemas.openxmlformats.org/drawingml/2006/picture">
-            <wp:extent cx="4572000" cy="660738"/>
+            <wp:extent cx="4572000" cy="1100214"/>
             <wp:docPr id="11" name="Picture 11"/>
             <wp:cNvGraphicFramePr>
               <a:graphicFrameLocks noChangeAspect="1"/>
@@ -2503,7 +2503,7 @@
                     <pic:cNvPicPr/>
                   </pic:nvPicPr>
                   <pic:blipFill>
-                    <a:blip r:embed="rId17"/>
+                    <a:blip r:embed="rId19"/>
                     <a:stretch>
                       <a:fillRect/>
                     </a:stretch>
@@ -2511,7 +2511,7 @@
                   <pic:spPr>
                     <a:xfrm>
                       <a:off x="0" y="0"/>
-                      <a:ext cx="4572000" cy="660738"/>
+                      <a:ext cx="4572000" cy="1100214"/>
                     </a:xfrm>
                     <a:prstGeom prst="rect"/>
                   </pic:spPr>
@@ -2680,7 +2680,7 @@
                     <pic:cNvPicPr/>
                   </pic:nvPicPr>
                   <pic:blipFill>
-                    <a:blip r:embed="rId18"/>
+                    <a:blip r:embed="rId20"/>
                     <a:stretch>
                       <a:fillRect/>
                     </a:stretch>
@@ -2760,7 +2760,7 @@
                     <pic:cNvPicPr/>
                   </pic:nvPicPr>
                   <pic:blipFill>
-                    <a:blip r:embed="rId19"/>
+                    <a:blip r:embed="rId21"/>
                     <a:stretch>
                       <a:fillRect/>
                     </a:stretch>
@@ -2840,7 +2840,7 @@
                     <pic:cNvPicPr/>
                   </pic:nvPicPr>
                   <pic:blipFill>
-                    <a:blip r:embed="rId20"/>
+                    <a:blip r:embed="rId22"/>
                     <a:stretch>
                       <a:fillRect/>
                     </a:stretch>
@@ -3008,7 +3008,7 @@
                     <pic:cNvPicPr/>
                   </pic:nvPicPr>
                   <pic:blipFill>
-                    <a:blip r:embed="rId21"/>
+                    <a:blip r:embed="rId23"/>
                     <a:stretch>
                       <a:fillRect/>
                     </a:stretch>
@@ -3088,7 +3088,7 @@
                     <pic:cNvPicPr/>
                   </pic:nvPicPr>
                   <pic:blipFill>
-                    <a:blip r:embed="rId22"/>
+                    <a:blip r:embed="rId24"/>
                     <a:stretch>
                       <a:fillRect/>
                     </a:stretch>
@@ -3168,7 +3168,7 @@
                     <pic:cNvPicPr/>
                   </pic:nvPicPr>
                   <pic:blipFill>
-                    <a:blip r:embed="rId23"/>
+                    <a:blip r:embed="rId25"/>
                     <a:stretch>
                       <a:fillRect/>
                     </a:stretch>
@@ -3257,7 +3257,7 @@
                     <pic:cNvPicPr/>
                   </pic:nvPicPr>
                   <pic:blipFill>
-                    <a:blip r:embed="rId24"/>
+                    <a:blip r:embed="rId26"/>
                     <a:stretch>
                       <a:fillRect/>
                     </a:stretch>
@@ -3337,7 +3337,7 @@
                     <pic:cNvPicPr/>
                   </pic:nvPicPr>
                   <pic:blipFill>
-                    <a:blip r:embed="rId25"/>
+                    <a:blip r:embed="rId27"/>
                     <a:stretch>
                       <a:fillRect/>
                     </a:stretch>
@@ -3681,7 +3681,7 @@
                     <pic:cNvPicPr/>
                   </pic:nvPicPr>
                   <pic:blipFill>
-                    <a:blip r:embed="rId26"/>
+                    <a:blip r:embed="rId28"/>
                     <a:stretch>
                       <a:fillRect/>
                     </a:stretch>
@@ -3761,7 +3761,7 @@
                     <pic:cNvPicPr/>
                   </pic:nvPicPr>
                   <pic:blipFill>
-                    <a:blip r:embed="rId27"/>
+                    <a:blip r:embed="rId29"/>
                     <a:stretch>
                       <a:fillRect/>
                     </a:stretch>
@@ -3885,7 +3885,7 @@
                     <pic:cNvPicPr/>
                   </pic:nvPicPr>
                   <pic:blipFill>
-                    <a:blip r:embed="rId28"/>
+                    <a:blip r:embed="rId30"/>
                     <a:stretch>
                       <a:fillRect/>
                     </a:stretch>
@@ -4018,7 +4018,7 @@
                     <pic:cNvPicPr/>
                   </pic:nvPicPr>
                   <pic:blipFill>
-                    <a:blip r:embed="rId29"/>
+                    <a:blip r:embed="rId31"/>
                     <a:stretch>
                       <a:fillRect/>
                     </a:stretch>
@@ -4186,7 +4186,7 @@
                     <pic:cNvPicPr/>
                   </pic:nvPicPr>
                   <pic:blipFill>
-                    <a:blip r:embed="rId30"/>
+                    <a:blip r:embed="rId32"/>
                     <a:stretch>
                       <a:fillRect/>
                     </a:stretch>
@@ -4310,7 +4310,7 @@
                     <pic:cNvPicPr/>
                   </pic:nvPicPr>
                   <pic:blipFill>
-                    <a:blip r:embed="rId31"/>
+                    <a:blip r:embed="rId33"/>
                     <a:stretch>
                       <a:fillRect/>
                     </a:stretch>
@@ -4443,7 +4443,7 @@
                     <pic:cNvPicPr/>
                   </pic:nvPicPr>
                   <pic:blipFill>
-                    <a:blip r:embed="rId32"/>
+                    <a:blip r:embed="rId34"/>
                     <a:stretch>
                       <a:fillRect/>
                     </a:stretch>
@@ -4567,7 +4567,7 @@
                     <pic:cNvPicPr/>
                   </pic:nvPicPr>
                   <pic:blipFill>
-                    <a:blip r:embed="rId33"/>
+                    <a:blip r:embed="rId35"/>
                     <a:stretch>
                       <a:fillRect/>
                     </a:stretch>
@@ -4647,7 +4647,7 @@
                     <pic:cNvPicPr/>
                   </pic:nvPicPr>
                   <pic:blipFill>
-                    <a:blip r:embed="rId34"/>
+                    <a:blip r:embed="rId36"/>
                     <a:stretch>
                       <a:fillRect/>
                     </a:stretch>
@@ -4727,7 +4727,7 @@
                     <pic:cNvPicPr/>
                   </pic:nvPicPr>
                   <pic:blipFill>
-                    <a:blip r:embed="rId35"/>
+                    <a:blip r:embed="rId37"/>
                     <a:stretch>
                       <a:fillRect/>
                     </a:stretch>
@@ -4860,7 +4860,7 @@
                     <pic:cNvPicPr/>
                   </pic:nvPicPr>
                   <pic:blipFill>
-                    <a:blip r:embed="rId36"/>
+                    <a:blip r:embed="rId38"/>
                     <a:stretch>
                       <a:fillRect/>
                     </a:stretch>
@@ -5072,7 +5072,7 @@
                     <pic:cNvPicPr/>
                   </pic:nvPicPr>
                   <pic:blipFill>
-                    <a:blip r:embed="rId35"/>
+                    <a:blip r:embed="rId37"/>
                     <a:stretch>
                       <a:fillRect/>
                     </a:stretch>
@@ -5196,7 +5196,7 @@
                     <pic:cNvPicPr/>
                   </pic:nvPicPr>
                   <pic:blipFill>
-                    <a:blip r:embed="rId37"/>
+                    <a:blip r:embed="rId39"/>
                     <a:stretch>
                       <a:fillRect/>
                     </a:stretch>
@@ -5505,7 +5505,7 @@
                     <pic:cNvPicPr/>
                   </pic:nvPicPr>
                   <pic:blipFill>
-                    <a:blip r:embed="rId38"/>
+                    <a:blip r:embed="rId40"/>
                     <a:stretch>
                       <a:fillRect/>
                     </a:stretch>
@@ -5585,7 +5585,7 @@
                     <pic:cNvPicPr/>
                   </pic:nvPicPr>
                   <pic:blipFill>
-                    <a:blip r:embed="rId39"/>
+                    <a:blip r:embed="rId41"/>
                     <a:stretch>
                       <a:fillRect/>
                     </a:stretch>
@@ -5652,7 +5652,7 @@
       <w:r>
         <w:drawing>
           <wp:inline xmlns:a="http://schemas.openxmlformats.org/drawingml/2006/main" xmlns:pic="http://schemas.openxmlformats.org/drawingml/2006/picture">
-            <wp:extent cx="2791968" cy="1060704"/>
+            <wp:extent cx="2279904" cy="1645920"/>
             <wp:docPr id="35" name="Picture 35"/>
             <wp:cNvGraphicFramePr>
               <a:graphicFrameLocks noChangeAspect="1"/>
@@ -5665,7 +5665,7 @@
                     <pic:cNvPicPr/>
                   </pic:nvPicPr>
                   <pic:blipFill>
-                    <a:blip r:embed="rId40"/>
+                    <a:blip r:embed="rId42"/>
                     <a:stretch>
                       <a:fillRect/>
                     </a:stretch>
@@ -5673,7 +5673,7 @@
                   <pic:spPr>
                     <a:xfrm>
                       <a:off x="0" y="0"/>
-                      <a:ext cx="2791968" cy="1060704"/>
+                      <a:ext cx="2279904" cy="1645920"/>
                     </a:xfrm>
                     <a:prstGeom prst="rect"/>
                   </pic:spPr>
@@ -5745,7 +5745,7 @@
                     <pic:cNvPicPr/>
                   </pic:nvPicPr>
                   <pic:blipFill>
-                    <a:blip r:embed="rId41"/>
+                    <a:blip r:embed="rId43"/>
                     <a:stretch>
                       <a:fillRect/>
                     </a:stretch>
@@ -5825,7 +5825,7 @@
                     <pic:cNvPicPr/>
                   </pic:nvPicPr>
                   <pic:blipFill>
-                    <a:blip r:embed="rId22"/>
+                    <a:blip r:embed="rId24"/>
                     <a:stretch>
                       <a:fillRect/>
                     </a:stretch>
